--- a/gtn模型.docx
+++ b/gtn模型.docx
@@ -27,8 +27,6 @@
           <w:lang w:val="en-US" w:eastAsia="zh-CN"/>
         </w:rPr>
       </w:pPr>
-      <w:bookmarkStart w:id="0" w:name="_GoBack"/>
-      <w:bookmarkEnd w:id="0"/>
       <w:r>
         <w:rPr>
           <w:rFonts w:hint="eastAsia" w:ascii="黑体" w:hAnsi="黑体" w:eastAsia="黑体" w:cs="黑体"/>
@@ -10993,8 +10991,7 @@
           <w:ilvl w:val="0"/>
           <w:numId w:val="0"/>
         </w:numPr>
-        <w:ind w:firstLine="420" w:firstLineChars="0"/>
-        <w:jc w:val="both"/>
+        <w:jc w:val="center"/>
         <w:rPr>
           <w:rFonts w:hint="default" w:ascii="宋体" w:hAnsi="宋体" w:eastAsia="宋体" w:cs="宋体"/>
           <w:sz w:val="24"/>
@@ -11002,6 +10999,51 @@
           <w:lang w:val="en-US" w:eastAsia="zh-CN"/>
         </w:rPr>
       </w:pPr>
+      <w:r>
+        <w:rPr>
+          <w:rFonts w:hint="default" w:ascii="宋体" w:hAnsi="宋体" w:eastAsia="宋体" w:cs="宋体"/>
+          <w:sz w:val="24"/>
+          <w:szCs w:val="24"/>
+          <w:lang w:val="en-US" w:eastAsia="zh-CN"/>
+        </w:rPr>
+        <w:drawing>
+          <wp:inline distT="0" distB="0" distL="114300" distR="114300">
+            <wp:extent cx="5039995" cy="3780155"/>
+            <wp:effectExtent l="0" t="0" r="4445" b="14605"/>
+            <wp:docPr id="2" name="图片 2" descr="untitled"/>
+            <wp:cNvGraphicFramePr>
+              <a:graphicFrameLocks xmlns:a="http://schemas.openxmlformats.org/drawingml/2006/main" noChangeAspect="1"/>
+            </wp:cNvGraphicFramePr>
+            <a:graphic xmlns:a="http://schemas.openxmlformats.org/drawingml/2006/main">
+              <a:graphicData uri="http://schemas.openxmlformats.org/drawingml/2006/picture">
+                <pic:pic xmlns:pic="http://schemas.openxmlformats.org/drawingml/2006/picture">
+                  <pic:nvPicPr>
+                    <pic:cNvPr id="2" name="图片 2" descr="untitled"/>
+                    <pic:cNvPicPr>
+                      <a:picLocks noChangeAspect="1"/>
+                    </pic:cNvPicPr>
+                  </pic:nvPicPr>
+                  <pic:blipFill>
+                    <a:blip r:embed="rId179"/>
+                    <a:stretch>
+                      <a:fillRect/>
+                    </a:stretch>
+                  </pic:blipFill>
+                  <pic:spPr>
+                    <a:xfrm>
+                      <a:off x="0" y="0"/>
+                      <a:ext cx="5039995" cy="3780155"/>
+                    </a:xfrm>
+                    <a:prstGeom prst="rect">
+                      <a:avLst/>
+                    </a:prstGeom>
+                  </pic:spPr>
+                </pic:pic>
+              </a:graphicData>
+            </a:graphic>
+          </wp:inline>
+        </w:drawing>
+      </w:r>
     </w:p>
     <w:p>
       <w:pPr>
@@ -11010,47 +11052,26 @@
           <w:ilvl w:val="0"/>
           <w:numId w:val="0"/>
         </w:numPr>
-        <w:jc w:val="both"/>
-        <w:rPr>
-          <w:rFonts w:hint="eastAsia" w:ascii="宋体" w:hAnsi="宋体" w:eastAsia="宋体" w:cs="宋体"/>
-          <w:sz w:val="24"/>
-          <w:szCs w:val="24"/>
+        <w:jc w:val="center"/>
+        <w:rPr>
+          <w:rFonts w:hint="default" w:ascii="宋体" w:hAnsi="宋体" w:eastAsia="宋体" w:cs="宋体"/>
+          <w:sz w:val="21"/>
+          <w:szCs w:val="21"/>
           <w:lang w:val="en-US" w:eastAsia="zh-CN"/>
         </w:rPr>
       </w:pPr>
+      <w:bookmarkStart w:id="0" w:name="_GoBack"/>
+      <w:r>
+        <w:rPr>
+          <w:rFonts w:hint="eastAsia" w:ascii="宋体" w:hAnsi="宋体" w:eastAsia="宋体" w:cs="宋体"/>
+          <w:sz w:val="21"/>
+          <w:szCs w:val="21"/>
+          <w:lang w:val="en-US" w:eastAsia="zh-CN"/>
+        </w:rPr>
+        <w:t>图1. 载荷-时间曲线</w:t>
+      </w:r>
     </w:p>
-    <w:p>
-      <w:pPr>
-        <w:widowControl w:val="0"/>
-        <w:numPr>
-          <w:ilvl w:val="0"/>
-          <w:numId w:val="0"/>
-        </w:numPr>
-        <w:jc w:val="both"/>
-        <w:rPr>
-          <w:rFonts w:hint="eastAsia" w:ascii="宋体" w:hAnsi="宋体" w:eastAsia="宋体" w:cs="宋体"/>
-          <w:sz w:val="24"/>
-          <w:szCs w:val="24"/>
-          <w:lang w:val="en-US" w:eastAsia="zh-CN"/>
-        </w:rPr>
-      </w:pPr>
-    </w:p>
-    <w:p>
-      <w:pPr>
-        <w:widowControl w:val="0"/>
-        <w:numPr>
-          <w:ilvl w:val="0"/>
-          <w:numId w:val="0"/>
-        </w:numPr>
-        <w:jc w:val="both"/>
-        <w:rPr>
-          <w:rFonts w:hint="eastAsia" w:ascii="宋体" w:hAnsi="宋体" w:eastAsia="宋体" w:cs="宋体"/>
-          <w:sz w:val="24"/>
-          <w:szCs w:val="24"/>
-          <w:lang w:val="en-US" w:eastAsia="zh-CN"/>
-        </w:rPr>
-      </w:pPr>
-    </w:p>
+    <w:bookmarkEnd w:id="0"/>
     <w:p>
       <w:pPr>
         <w:pStyle w:val="2"/>
@@ -11121,12 +11142,12 @@
             <v:path/>
             <v:fill on="f" focussize="0,0"/>
             <v:stroke on="f"/>
-            <v:imagedata r:id="rId180" o:title=""/>
+            <v:imagedata r:id="rId181" o:title=""/>
             <o:lock v:ext="edit" aspectratio="t"/>
             <w10:wrap type="none"/>
             <w10:anchorlock/>
           </v:shape>
-          <o:OLEObject Type="Embed" ProgID="DSEquations" ShapeID="_x0000_i1112" DrawAspect="Content" ObjectID="_1468075812" r:id="rId179">
+          <o:OLEObject Type="Embed" ProgID="DSEquations" ShapeID="_x0000_i1112" DrawAspect="Content" ObjectID="_1468075812" r:id="rId180">
             <o:LockedField>false</o:LockedField>
           </o:OLEObject>
         </w:object>
@@ -11337,12 +11358,12 @@
             <v:path/>
             <v:fill on="f" focussize="0,0"/>
             <v:stroke on="f"/>
-            <v:imagedata r:id="rId182" o:title=""/>
+            <v:imagedata r:id="rId183" o:title=""/>
             <o:lock v:ext="edit" aspectratio="t"/>
             <w10:wrap type="none"/>
             <w10:anchorlock/>
           </v:shape>
-          <o:OLEObject Type="Embed" ProgID="DSEquations" ShapeID="_x0000_i1113" DrawAspect="Content" ObjectID="_1468075813" r:id="rId181">
+          <o:OLEObject Type="Embed" ProgID="DSEquations" ShapeID="_x0000_i1113" DrawAspect="Content" ObjectID="_1468075813" r:id="rId182">
             <o:LockedField>false</o:LockedField>
           </o:OLEObject>
         </w:object>
@@ -11538,12 +11559,12 @@
             <v:path/>
             <v:fill on="f" focussize="0,0"/>
             <v:stroke on="f"/>
-            <v:imagedata r:id="rId184" o:title=""/>
+            <v:imagedata r:id="rId185" o:title=""/>
             <o:lock v:ext="edit" aspectratio="t"/>
             <w10:wrap type="none"/>
             <w10:anchorlock/>
           </v:shape>
-          <o:OLEObject Type="Embed" ProgID="DSEquations" ShapeID="_x0000_i1114" DrawAspect="Content" ObjectID="_1468075814" r:id="rId183">
+          <o:OLEObject Type="Embed" ProgID="DSEquations" ShapeID="_x0000_i1114" DrawAspect="Content" ObjectID="_1468075814" r:id="rId184">
             <o:LockedField>false</o:LockedField>
           </o:OLEObject>
         </w:object>
@@ -11570,12 +11591,12 @@
             <v:path/>
             <v:fill on="f" focussize="0,0"/>
             <v:stroke on="f"/>
-            <v:imagedata r:id="rId186" o:title=""/>
+            <v:imagedata r:id="rId187" o:title=""/>
             <o:lock v:ext="edit" aspectratio="t"/>
             <w10:wrap type="none"/>
             <w10:anchorlock/>
           </v:shape>
-          <o:OLEObject Type="Embed" ProgID="DSEquations" ShapeID="_x0000_i1115" DrawAspect="Content" ObjectID="_1468075815" r:id="rId185">
+          <o:OLEObject Type="Embed" ProgID="DSEquations" ShapeID="_x0000_i1115" DrawAspect="Content" ObjectID="_1468075815" r:id="rId186">
             <o:LockedField>false</o:LockedField>
           </o:OLEObject>
         </w:object>
@@ -11602,12 +11623,12 @@
             <v:path/>
             <v:fill on="f" focussize="0,0"/>
             <v:stroke on="f"/>
-            <v:imagedata r:id="rId188" o:title=""/>
+            <v:imagedata r:id="rId189" o:title=""/>
             <o:lock v:ext="edit" aspectratio="t"/>
             <w10:wrap type="none"/>
             <w10:anchorlock/>
           </v:shape>
-          <o:OLEObject Type="Embed" ProgID="DSEquations" ShapeID="_x0000_i1116" DrawAspect="Content" ObjectID="_1468075816" r:id="rId187">
+          <o:OLEObject Type="Embed" ProgID="DSEquations" ShapeID="_x0000_i1116" DrawAspect="Content" ObjectID="_1468075816" r:id="rId188">
             <o:LockedField>false</o:LockedField>
           </o:OLEObject>
         </w:object>
@@ -11634,12 +11655,12 @@
             <v:path/>
             <v:fill on="f" focussize="0,0"/>
             <v:stroke on="f"/>
-            <v:imagedata r:id="rId190" o:title=""/>
+            <v:imagedata r:id="rId191" o:title=""/>
             <o:lock v:ext="edit" aspectratio="t"/>
             <w10:wrap type="none"/>
             <w10:anchorlock/>
           </v:shape>
-          <o:OLEObject Type="Embed" ProgID="DSEquations" ShapeID="_x0000_i1117" DrawAspect="Content" ObjectID="_1468075817" r:id="rId189">
+          <o:OLEObject Type="Embed" ProgID="DSEquations" ShapeID="_x0000_i1117" DrawAspect="Content" ObjectID="_1468075817" r:id="rId190">
             <o:LockedField>false</o:LockedField>
           </o:OLEObject>
         </w:object>
@@ -11666,12 +11687,12 @@
             <v:path/>
             <v:fill on="f" focussize="0,0"/>
             <v:stroke on="f"/>
-            <v:imagedata r:id="rId188" o:title=""/>
+            <v:imagedata r:id="rId189" o:title=""/>
             <o:lock v:ext="edit" aspectratio="t"/>
             <w10:wrap type="none"/>
             <w10:anchorlock/>
           </v:shape>
-          <o:OLEObject Type="Embed" ProgID="DSEquations" ShapeID="_x0000_i1118" DrawAspect="Content" ObjectID="_1468075818" r:id="rId191">
+          <o:OLEObject Type="Embed" ProgID="DSEquations" ShapeID="_x0000_i1118" DrawAspect="Content" ObjectID="_1468075818" r:id="rId192">
             <o:LockedField>false</o:LockedField>
           </o:OLEObject>
         </w:object>
@@ -11698,12 +11719,12 @@
             <v:path/>
             <v:fill on="f" focussize="0,0"/>
             <v:stroke on="f"/>
-            <v:imagedata r:id="rId190" o:title=""/>
+            <v:imagedata r:id="rId191" o:title=""/>
             <o:lock v:ext="edit" aspectratio="t"/>
             <w10:wrap type="none"/>
             <w10:anchorlock/>
           </v:shape>
-          <o:OLEObject Type="Embed" ProgID="DSEquations" ShapeID="_x0000_i1119" DrawAspect="Content" ObjectID="_1468075819" r:id="rId192">
+          <o:OLEObject Type="Embed" ProgID="DSEquations" ShapeID="_x0000_i1119" DrawAspect="Content" ObjectID="_1468075819" r:id="rId193">
             <o:LockedField>false</o:LockedField>
           </o:OLEObject>
         </w:object>
@@ -11730,12 +11751,12 @@
             <v:path/>
             <v:fill on="f" focussize="0,0"/>
             <v:stroke on="f"/>
-            <v:imagedata r:id="rId194" o:title=""/>
+            <v:imagedata r:id="rId195" o:title=""/>
             <o:lock v:ext="edit" aspectratio="t"/>
             <w10:wrap type="none"/>
             <w10:anchorlock/>
           </v:shape>
-          <o:OLEObject Type="Embed" ProgID="DSEquations" ShapeID="_x0000_i1120" DrawAspect="Content" ObjectID="_1468075820" r:id="rId193">
+          <o:OLEObject Type="Embed" ProgID="DSEquations" ShapeID="_x0000_i1120" DrawAspect="Content" ObjectID="_1468075820" r:id="rId194">
             <o:LockedField>false</o:LockedField>
           </o:OLEObject>
         </w:object>
@@ -11762,12 +11783,12 @@
             <v:path/>
             <v:fill on="f" focussize="0,0"/>
             <v:stroke on="f"/>
-            <v:imagedata r:id="rId196" o:title=""/>
+            <v:imagedata r:id="rId197" o:title=""/>
             <o:lock v:ext="edit" aspectratio="t"/>
             <w10:wrap type="none"/>
             <w10:anchorlock/>
           </v:shape>
-          <o:OLEObject Type="Embed" ProgID="DSEquations" ShapeID="_x0000_i1121" DrawAspect="Content" ObjectID="_1468075821" r:id="rId195">
+          <o:OLEObject Type="Embed" ProgID="DSEquations" ShapeID="_x0000_i1121" DrawAspect="Content" ObjectID="_1468075821" r:id="rId196">
             <o:LockedField>false</o:LockedField>
           </o:OLEObject>
         </w:object>
@@ -11794,12 +11815,12 @@
             <v:path/>
             <v:fill on="f" focussize="0,0"/>
             <v:stroke on="f"/>
-            <v:imagedata r:id="rId198" o:title=""/>
+            <v:imagedata r:id="rId199" o:title=""/>
             <o:lock v:ext="edit" aspectratio="t"/>
             <w10:wrap type="none"/>
             <w10:anchorlock/>
           </v:shape>
-          <o:OLEObject Type="Embed" ProgID="DSEquations" ShapeID="_x0000_i1122" DrawAspect="Content" ObjectID="_1468075822" r:id="rId197">
+          <o:OLEObject Type="Embed" ProgID="DSEquations" ShapeID="_x0000_i1122" DrawAspect="Content" ObjectID="_1468075822" r:id="rId198">
             <o:LockedField>false</o:LockedField>
           </o:OLEObject>
         </w:object>
@@ -11827,12 +11848,12 @@
             <v:path/>
             <v:fill on="f" focussize="0,0"/>
             <v:stroke on="f"/>
-            <v:imagedata r:id="rId200" o:title=""/>
+            <v:imagedata r:id="rId201" o:title=""/>
             <o:lock v:ext="edit" aspectratio="t"/>
             <w10:wrap type="none"/>
             <w10:anchorlock/>
           </v:shape>
-          <o:OLEObject Type="Embed" ProgID="DSEquations" ShapeID="_x0000_i1123" DrawAspect="Content" ObjectID="_1468075823" r:id="rId199">
+          <o:OLEObject Type="Embed" ProgID="DSEquations" ShapeID="_x0000_i1123" DrawAspect="Content" ObjectID="_1468075823" r:id="rId200">
             <o:LockedField>false</o:LockedField>
           </o:OLEObject>
         </w:object>
@@ -11874,12 +11895,12 @@
             <v:path/>
             <v:fill on="f" focussize="0,0"/>
             <v:stroke on="f"/>
-            <v:imagedata r:id="rId202" o:title=""/>
+            <v:imagedata r:id="rId203" o:title=""/>
             <o:lock v:ext="edit" aspectratio="t"/>
             <w10:wrap type="none"/>
             <w10:anchorlock/>
           </v:shape>
-          <o:OLEObject Type="Embed" ProgID="DSEquations" ShapeID="_x0000_i1124" DrawAspect="Content" ObjectID="_1468075824" r:id="rId201">
+          <o:OLEObject Type="Embed" ProgID="DSEquations" ShapeID="_x0000_i1124" DrawAspect="Content" ObjectID="_1468075824" r:id="rId202">
             <o:LockedField>false</o:LockedField>
           </o:OLEObject>
         </w:object>
@@ -12065,12 +12086,12 @@
             <v:path/>
             <v:fill on="f" focussize="0,0"/>
             <v:stroke on="f"/>
-            <v:imagedata r:id="rId204" o:title=""/>
+            <v:imagedata r:id="rId205" o:title=""/>
             <o:lock v:ext="edit" aspectratio="t"/>
             <w10:wrap type="none"/>
             <w10:anchorlock/>
           </v:shape>
-          <o:OLEObject Type="Embed" ProgID="DSEquations" ShapeID="_x0000_i1125" DrawAspect="Content" ObjectID="_1468075825" r:id="rId203">
+          <o:OLEObject Type="Embed" ProgID="DSEquations" ShapeID="_x0000_i1125" DrawAspect="Content" ObjectID="_1468075825" r:id="rId204">
             <o:LockedField>false</o:LockedField>
           </o:OLEObject>
         </w:object>
@@ -12256,12 +12277,12 @@
             <v:path/>
             <v:fill on="f" focussize="0,0"/>
             <v:stroke on="f"/>
-            <v:imagedata r:id="rId206" o:title=""/>
+            <v:imagedata r:id="rId207" o:title=""/>
             <o:lock v:ext="edit" aspectratio="t"/>
             <w10:wrap type="none"/>
             <w10:anchorlock/>
           </v:shape>
-          <o:OLEObject Type="Embed" ProgID="DSEquations" ShapeID="_x0000_i1126" DrawAspect="Content" ObjectID="_1468075826" r:id="rId205">
+          <o:OLEObject Type="Embed" ProgID="DSEquations" ShapeID="_x0000_i1126" DrawAspect="Content" ObjectID="_1468075826" r:id="rId206">
             <o:LockedField>false</o:LockedField>
           </o:OLEObject>
         </w:object>
@@ -12447,12 +12468,12 @@
             <v:path/>
             <v:fill on="f" focussize="0,0"/>
             <v:stroke on="f"/>
-            <v:imagedata r:id="rId208" o:title=""/>
+            <v:imagedata r:id="rId209" o:title=""/>
             <o:lock v:ext="edit" aspectratio="t"/>
             <w10:wrap type="none"/>
             <w10:anchorlock/>
           </v:shape>
-          <o:OLEObject Type="Embed" ProgID="DSEquations" ShapeID="_x0000_i1127" DrawAspect="Content" ObjectID="_1468075827" r:id="rId207">
+          <o:OLEObject Type="Embed" ProgID="DSEquations" ShapeID="_x0000_i1127" DrawAspect="Content" ObjectID="_1468075827" r:id="rId208">
             <o:LockedField>false</o:LockedField>
           </o:OLEObject>
         </w:object>
@@ -12638,12 +12659,12 @@
             <v:path/>
             <v:fill on="f" focussize="0,0"/>
             <v:stroke on="f"/>
-            <v:imagedata r:id="rId210" o:title=""/>
+            <v:imagedata r:id="rId211" o:title=""/>
             <o:lock v:ext="edit" aspectratio="t"/>
             <w10:wrap type="none"/>
             <w10:anchorlock/>
           </v:shape>
-          <o:OLEObject Type="Embed" ProgID="DSEquations" ShapeID="_x0000_i1128" DrawAspect="Content" ObjectID="_1468075828" r:id="rId209">
+          <o:OLEObject Type="Embed" ProgID="DSEquations" ShapeID="_x0000_i1128" DrawAspect="Content" ObjectID="_1468075828" r:id="rId210">
             <o:LockedField>false</o:LockedField>
           </o:OLEObject>
         </w:object>
@@ -12829,12 +12850,12 @@
             <v:path/>
             <v:fill on="f" focussize="0,0"/>
             <v:stroke on="f"/>
-            <v:imagedata r:id="rId212" o:title=""/>
+            <v:imagedata r:id="rId213" o:title=""/>
             <o:lock v:ext="edit" aspectratio="t"/>
             <w10:wrap type="none"/>
             <w10:anchorlock/>
           </v:shape>
-          <o:OLEObject Type="Embed" ProgID="DSEquations" ShapeID="_x0000_i1129" DrawAspect="Content" ObjectID="_1468075829" r:id="rId211">
+          <o:OLEObject Type="Embed" ProgID="DSEquations" ShapeID="_x0000_i1129" DrawAspect="Content" ObjectID="_1468075829" r:id="rId212">
             <o:LockedField>false</o:LockedField>
           </o:OLEObject>
         </w:object>
@@ -13045,12 +13066,12 @@
             <v:path/>
             <v:fill on="f" focussize="0,0"/>
             <v:stroke on="f"/>
-            <v:imagedata r:id="rId214" o:title=""/>
+            <v:imagedata r:id="rId215" o:title=""/>
             <o:lock v:ext="edit" aspectratio="t"/>
             <w10:wrap type="none"/>
             <w10:anchorlock/>
           </v:shape>
-          <o:OLEObject Type="Embed" ProgID="DSEquations" ShapeID="_x0000_i1130" DrawAspect="Content" ObjectID="_1468075830" r:id="rId213">
+          <o:OLEObject Type="Embed" ProgID="DSEquations" ShapeID="_x0000_i1130" DrawAspect="Content" ObjectID="_1468075830" r:id="rId214">
             <o:LockedField>false</o:LockedField>
           </o:OLEObject>
         </w:object>
@@ -13236,12 +13257,12 @@
             <v:path/>
             <v:fill on="f" focussize="0,0"/>
             <v:stroke on="f"/>
-            <v:imagedata r:id="rId216" o:title=""/>
+            <v:imagedata r:id="rId217" o:title=""/>
             <o:lock v:ext="edit" aspectratio="t"/>
             <w10:wrap type="none"/>
             <w10:anchorlock/>
           </v:shape>
-          <o:OLEObject Type="Embed" ProgID="DSEquations" ShapeID="_x0000_i1131" DrawAspect="Content" ObjectID="_1468075831" r:id="rId215">
+          <o:OLEObject Type="Embed" ProgID="DSEquations" ShapeID="_x0000_i1131" DrawAspect="Content" ObjectID="_1468075831" r:id="rId216">
             <o:LockedField>false</o:LockedField>
           </o:OLEObject>
         </w:object>
@@ -13427,12 +13448,12 @@
             <v:path/>
             <v:fill on="f" focussize="0,0"/>
             <v:stroke on="f"/>
-            <v:imagedata r:id="rId218" o:title=""/>
+            <v:imagedata r:id="rId219" o:title=""/>
             <o:lock v:ext="edit" aspectratio="t"/>
             <w10:wrap type="none"/>
             <w10:anchorlock/>
           </v:shape>
-          <o:OLEObject Type="Embed" ProgID="DSEquations" ShapeID="_x0000_i1132" DrawAspect="Content" ObjectID="_1468075832" r:id="rId217">
+          <o:OLEObject Type="Embed" ProgID="DSEquations" ShapeID="_x0000_i1132" DrawAspect="Content" ObjectID="_1468075832" r:id="rId218">
             <o:LockedField>false</o:LockedField>
           </o:OLEObject>
         </w:object>
@@ -13620,12 +13641,12 @@
             <v:path/>
             <v:fill on="f" focussize="0,0"/>
             <v:stroke on="f"/>
-            <v:imagedata r:id="rId220" o:title=""/>
+            <v:imagedata r:id="rId221" o:title=""/>
             <o:lock v:ext="edit" aspectratio="t"/>
             <w10:wrap type="none"/>
             <w10:anchorlock/>
           </v:shape>
-          <o:OLEObject Type="Embed" ProgID="DSEquations" ShapeID="_x0000_i1133" DrawAspect="Content" ObjectID="_1468075833" r:id="rId219">
+          <o:OLEObject Type="Embed" ProgID="DSEquations" ShapeID="_x0000_i1133" DrawAspect="Content" ObjectID="_1468075833" r:id="rId220">
             <o:LockedField>false</o:LockedField>
           </o:OLEObject>
         </w:object>
@@ -13811,12 +13832,12 @@
             <v:path/>
             <v:fill on="f" focussize="0,0"/>
             <v:stroke on="f"/>
-            <v:imagedata r:id="rId222" o:title=""/>
+            <v:imagedata r:id="rId223" o:title=""/>
             <o:lock v:ext="edit" aspectratio="t"/>
             <w10:wrap type="none"/>
             <w10:anchorlock/>
           </v:shape>
-          <o:OLEObject Type="Embed" ProgID="DSEquations" ShapeID="_x0000_i1134" DrawAspect="Content" ObjectID="_1468075834" r:id="rId221">
+          <o:OLEObject Type="Embed" ProgID="DSEquations" ShapeID="_x0000_i1134" DrawAspect="Content" ObjectID="_1468075834" r:id="rId222">
             <o:LockedField>false</o:LockedField>
           </o:OLEObject>
         </w:object>
@@ -14002,12 +14023,12 @@
             <v:path/>
             <v:fill on="f" focussize="0,0"/>
             <v:stroke on="f"/>
-            <v:imagedata r:id="rId224" o:title=""/>
+            <v:imagedata r:id="rId225" o:title=""/>
             <o:lock v:ext="edit" aspectratio="t"/>
             <w10:wrap type="none"/>
             <w10:anchorlock/>
           </v:shape>
-          <o:OLEObject Type="Embed" ProgID="DSEquations" ShapeID="_x0000_i1135" DrawAspect="Content" ObjectID="_1468075835" r:id="rId223">
+          <o:OLEObject Type="Embed" ProgID="DSEquations" ShapeID="_x0000_i1135" DrawAspect="Content" ObjectID="_1468075835" r:id="rId224">
             <o:LockedField>false</o:LockedField>
           </o:OLEObject>
         </w:object>
@@ -14193,12 +14214,12 @@
             <v:path/>
             <v:fill on="f" focussize="0,0"/>
             <v:stroke on="f"/>
-            <v:imagedata r:id="rId226" o:title=""/>
+            <v:imagedata r:id="rId227" o:title=""/>
             <o:lock v:ext="edit" aspectratio="t"/>
             <w10:wrap type="none"/>
             <w10:anchorlock/>
           </v:shape>
-          <o:OLEObject Type="Embed" ProgID="DSEquations" ShapeID="_x0000_i1136" DrawAspect="Content" ObjectID="_1468075836" r:id="rId225">
+          <o:OLEObject Type="Embed" ProgID="DSEquations" ShapeID="_x0000_i1136" DrawAspect="Content" ObjectID="_1468075836" r:id="rId226">
             <o:LockedField>false</o:LockedField>
           </o:OLEObject>
         </w:object>
@@ -14384,12 +14405,12 @@
             <v:path/>
             <v:fill on="f" focussize="0,0"/>
             <v:stroke on="f"/>
-            <v:imagedata r:id="rId228" o:title=""/>
+            <v:imagedata r:id="rId229" o:title=""/>
             <o:lock v:ext="edit" aspectratio="t"/>
             <w10:wrap type="none"/>
             <w10:anchorlock/>
           </v:shape>
-          <o:OLEObject Type="Embed" ProgID="DSEquations" ShapeID="_x0000_i1137" DrawAspect="Content" ObjectID="_1468075837" r:id="rId227">
+          <o:OLEObject Type="Embed" ProgID="DSEquations" ShapeID="_x0000_i1137" DrawAspect="Content" ObjectID="_1468075837" r:id="rId228">
             <o:LockedField>false</o:LockedField>
           </o:OLEObject>
         </w:object>
@@ -14575,12 +14596,12 @@
             <v:path/>
             <v:fill on="f" focussize="0,0"/>
             <v:stroke on="f"/>
-            <v:imagedata r:id="rId230" o:title=""/>
+            <v:imagedata r:id="rId231" o:title=""/>
             <o:lock v:ext="edit" aspectratio="t"/>
             <w10:wrap type="none"/>
             <w10:anchorlock/>
           </v:shape>
-          <o:OLEObject Type="Embed" ProgID="DSEquations" ShapeID="_x0000_i1138" DrawAspect="Content" ObjectID="_1468075838" r:id="rId229">
+          <o:OLEObject Type="Embed" ProgID="DSEquations" ShapeID="_x0000_i1138" DrawAspect="Content" ObjectID="_1468075838" r:id="rId230">
             <o:LockedField>false</o:LockedField>
           </o:OLEObject>
         </w:object>
@@ -14792,12 +14813,12 @@
             <v:path/>
             <v:fill on="f" focussize="0,0"/>
             <v:stroke on="f"/>
-            <v:imagedata r:id="rId232" o:title=""/>
+            <v:imagedata r:id="rId233" o:title=""/>
             <o:lock v:ext="edit" aspectratio="t"/>
             <w10:wrap type="none"/>
             <w10:anchorlock/>
           </v:shape>
-          <o:OLEObject Type="Embed" ProgID="DSEquations" ShapeID="_x0000_i1139" DrawAspect="Content" ObjectID="_1468075839" r:id="rId231">
+          <o:OLEObject Type="Embed" ProgID="DSEquations" ShapeID="_x0000_i1139" DrawAspect="Content" ObjectID="_1468075839" r:id="rId232">
             <o:LockedField>false</o:LockedField>
           </o:OLEObject>
         </w:object>
@@ -14983,12 +15004,12 @@
             <v:path/>
             <v:fill on="f" focussize="0,0"/>
             <v:stroke on="f"/>
-            <v:imagedata r:id="rId234" o:title=""/>
+            <v:imagedata r:id="rId235" o:title=""/>
             <o:lock v:ext="edit" aspectratio="t"/>
             <w10:wrap type="none"/>
             <w10:anchorlock/>
           </v:shape>
-          <o:OLEObject Type="Embed" ProgID="DSEquations" ShapeID="_x0000_i1140" DrawAspect="Content" ObjectID="_1468075840" r:id="rId233">
+          <o:OLEObject Type="Embed" ProgID="DSEquations" ShapeID="_x0000_i1140" DrawAspect="Content" ObjectID="_1468075840" r:id="rId234">
             <o:LockedField>false</o:LockedField>
           </o:OLEObject>
         </w:object>
@@ -15174,12 +15195,12 @@
             <v:path/>
             <v:fill on="f" focussize="0,0"/>
             <v:stroke on="f"/>
-            <v:imagedata r:id="rId236" o:title=""/>
+            <v:imagedata r:id="rId237" o:title=""/>
             <o:lock v:ext="edit" aspectratio="t"/>
             <w10:wrap type="none"/>
             <w10:anchorlock/>
           </v:shape>
-          <o:OLEObject Type="Embed" ProgID="DSEquations" ShapeID="_x0000_i1141" DrawAspect="Content" ObjectID="_1468075841" r:id="rId235">
+          <o:OLEObject Type="Embed" ProgID="DSEquations" ShapeID="_x0000_i1141" DrawAspect="Content" ObjectID="_1468075841" r:id="rId236">
             <o:LockedField>false</o:LockedField>
           </o:OLEObject>
         </w:object>
@@ -15367,12 +15388,12 @@
             <v:path/>
             <v:fill on="f" focussize="0,0"/>
             <v:stroke on="f"/>
-            <v:imagedata r:id="rId238" o:title=""/>
+            <v:imagedata r:id="rId239" o:title=""/>
             <o:lock v:ext="edit" aspectratio="t"/>
             <w10:wrap type="none"/>
             <w10:anchorlock/>
           </v:shape>
-          <o:OLEObject Type="Embed" ProgID="DSEquations" ShapeID="_x0000_i1142" DrawAspect="Content" ObjectID="_1468075842" r:id="rId237">
+          <o:OLEObject Type="Embed" ProgID="DSEquations" ShapeID="_x0000_i1142" DrawAspect="Content" ObjectID="_1468075842" r:id="rId238">
             <o:LockedField>false</o:LockedField>
           </o:OLEObject>
         </w:object>
@@ -15585,12 +15606,12 @@
             <v:path/>
             <v:fill on="f" focussize="0,0"/>
             <v:stroke on="f"/>
-            <v:imagedata r:id="rId240" o:title=""/>
+            <v:imagedata r:id="rId241" o:title=""/>
             <o:lock v:ext="edit" aspectratio="t"/>
             <w10:wrap type="none"/>
             <w10:anchorlock/>
           </v:shape>
-          <o:OLEObject Type="Embed" ProgID="DSEquations" ShapeID="_x0000_i1143" DrawAspect="Content" ObjectID="_1468075843" r:id="rId239">
+          <o:OLEObject Type="Embed" ProgID="DSEquations" ShapeID="_x0000_i1143" DrawAspect="Content" ObjectID="_1468075843" r:id="rId240">
             <o:LockedField>false</o:LockedField>
           </o:OLEObject>
         </w:object>
@@ -15618,12 +15639,12 @@
             <v:path/>
             <v:fill on="f" focussize="0,0"/>
             <v:stroke on="f"/>
-            <v:imagedata r:id="rId242" o:title=""/>
+            <v:imagedata r:id="rId243" o:title=""/>
             <o:lock v:ext="edit" aspectratio="t"/>
             <w10:wrap type="none"/>
             <w10:anchorlock/>
           </v:shape>
-          <o:OLEObject Type="Embed" ProgID="DSEquations" ShapeID="_x0000_i1144" DrawAspect="Content" ObjectID="_1468075844" r:id="rId241">
+          <o:OLEObject Type="Embed" ProgID="DSEquations" ShapeID="_x0000_i1144" DrawAspect="Content" ObjectID="_1468075844" r:id="rId242">
             <o:LockedField>false</o:LockedField>
           </o:OLEObject>
         </w:object>
@@ -15651,12 +15672,12 @@
             <v:path/>
             <v:fill on="f" focussize="0,0"/>
             <v:stroke on="f"/>
-            <v:imagedata r:id="rId198" o:title=""/>
+            <v:imagedata r:id="rId199" o:title=""/>
             <o:lock v:ext="edit" aspectratio="t"/>
             <w10:wrap type="none"/>
             <w10:anchorlock/>
           </v:shape>
-          <o:OLEObject Type="Embed" ProgID="DSEquations" ShapeID="_x0000_i1145" DrawAspect="Content" ObjectID="_1468075845" r:id="rId243">
+          <o:OLEObject Type="Embed" ProgID="DSEquations" ShapeID="_x0000_i1145" DrawAspect="Content" ObjectID="_1468075845" r:id="rId244">
             <o:LockedField>false</o:LockedField>
           </o:OLEObject>
         </w:object>
@@ -15699,12 +15720,12 @@
             <v:path/>
             <v:fill on="f" focussize="0,0"/>
             <v:stroke on="f"/>
-            <v:imagedata r:id="rId245" o:title=""/>
+            <v:imagedata r:id="rId246" o:title=""/>
             <o:lock v:ext="edit" aspectratio="t"/>
             <w10:wrap type="none"/>
             <w10:anchorlock/>
           </v:shape>
-          <o:OLEObject Type="Embed" ProgID="DSEquations" ShapeID="_x0000_i1146" DrawAspect="Content" ObjectID="_1468075846" r:id="rId244">
+          <o:OLEObject Type="Embed" ProgID="DSEquations" ShapeID="_x0000_i1146" DrawAspect="Content" ObjectID="_1468075846" r:id="rId245">
             <o:LockedField>false</o:LockedField>
           </o:OLEObject>
         </w:object>
@@ -15890,12 +15911,12 @@
             <v:path/>
             <v:fill on="f" focussize="0,0"/>
             <v:stroke on="f"/>
-            <v:imagedata r:id="rId247" o:title=""/>
+            <v:imagedata r:id="rId248" o:title=""/>
             <o:lock v:ext="edit" aspectratio="t"/>
             <w10:wrap type="none"/>
             <w10:anchorlock/>
           </v:shape>
-          <o:OLEObject Type="Embed" ProgID="DSEquations" ShapeID="_x0000_i1147" DrawAspect="Content" ObjectID="_1468075847" r:id="rId246">
+          <o:OLEObject Type="Embed" ProgID="DSEquations" ShapeID="_x0000_i1147" DrawAspect="Content" ObjectID="_1468075847" r:id="rId247">
             <o:LockedField>false</o:LockedField>
           </o:OLEObject>
         </w:object>
@@ -16081,12 +16102,12 @@
             <v:path/>
             <v:fill on="f" focussize="0,0"/>
             <v:stroke on="f"/>
-            <v:imagedata r:id="rId249" o:title=""/>
+            <v:imagedata r:id="rId250" o:title=""/>
             <o:lock v:ext="edit" aspectratio="t"/>
             <w10:wrap type="none"/>
             <w10:anchorlock/>
           </v:shape>
-          <o:OLEObject Type="Embed" ProgID="DSEquations" ShapeID="_x0000_i1148" DrawAspect="Content" ObjectID="_1468075848" r:id="rId248">
+          <o:OLEObject Type="Embed" ProgID="DSEquations" ShapeID="_x0000_i1148" DrawAspect="Content" ObjectID="_1468075848" r:id="rId249">
             <o:LockedField>false</o:LockedField>
           </o:OLEObject>
         </w:object>
@@ -16272,12 +16293,12 @@
             <v:path/>
             <v:fill on="f" focussize="0,0"/>
             <v:stroke on="f"/>
-            <v:imagedata r:id="rId251" o:title=""/>
+            <v:imagedata r:id="rId252" o:title=""/>
             <o:lock v:ext="edit" aspectratio="t"/>
             <w10:wrap type="none"/>
             <w10:anchorlock/>
           </v:shape>
-          <o:OLEObject Type="Embed" ProgID="DSEquations" ShapeID="_x0000_i1149" DrawAspect="Content" ObjectID="_1468075849" r:id="rId250">
+          <o:OLEObject Type="Embed" ProgID="DSEquations" ShapeID="_x0000_i1149" DrawAspect="Content" ObjectID="_1468075849" r:id="rId251">
             <o:LockedField>false</o:LockedField>
           </o:OLEObject>
         </w:object>
@@ -16463,12 +16484,12 @@
             <v:path/>
             <v:fill on="f" focussize="0,0"/>
             <v:stroke on="f"/>
-            <v:imagedata r:id="rId253" o:title=""/>
+            <v:imagedata r:id="rId254" o:title=""/>
             <o:lock v:ext="edit" aspectratio="t"/>
             <w10:wrap type="none"/>
             <w10:anchorlock/>
           </v:shape>
-          <o:OLEObject Type="Embed" ProgID="DSEquations" ShapeID="_x0000_i1150" DrawAspect="Content" ObjectID="_1468075850" r:id="rId252">
+          <o:OLEObject Type="Embed" ProgID="DSEquations" ShapeID="_x0000_i1150" DrawAspect="Content" ObjectID="_1468075850" r:id="rId253">
             <o:LockedField>false</o:LockedField>
           </o:OLEObject>
         </w:object>
@@ -16654,12 +16675,12 @@
             <v:path/>
             <v:fill on="f" focussize="0,0"/>
             <v:stroke on="f"/>
-            <v:imagedata r:id="rId255" o:title=""/>
+            <v:imagedata r:id="rId256" o:title=""/>
             <o:lock v:ext="edit" aspectratio="t"/>
             <w10:wrap type="none"/>
             <w10:anchorlock/>
           </v:shape>
-          <o:OLEObject Type="Embed" ProgID="DSEquations" ShapeID="_x0000_i1151" DrawAspect="Content" ObjectID="_1468075851" r:id="rId254">
+          <o:OLEObject Type="Embed" ProgID="DSEquations" ShapeID="_x0000_i1151" DrawAspect="Content" ObjectID="_1468075851" r:id="rId255">
             <o:LockedField>false</o:LockedField>
           </o:OLEObject>
         </w:object>
@@ -16856,12 +16877,12 @@
             <v:path/>
             <v:fill on="f" focussize="0,0"/>
             <v:stroke on="f"/>
-            <v:imagedata r:id="rId257" o:title=""/>
+            <v:imagedata r:id="rId258" o:title=""/>
             <o:lock v:ext="edit" aspectratio="t"/>
             <w10:wrap type="none"/>
             <w10:anchorlock/>
           </v:shape>
-          <o:OLEObject Type="Embed" ProgID="DSEquations" ShapeID="_x0000_i1152" DrawAspect="Content" ObjectID="_1468075852" r:id="rId256">
+          <o:OLEObject Type="Embed" ProgID="DSEquations" ShapeID="_x0000_i1152" DrawAspect="Content" ObjectID="_1468075852" r:id="rId257">
             <o:LockedField>false</o:LockedField>
           </o:OLEObject>
         </w:object>
@@ -16888,12 +16909,12 @@
             <v:path/>
             <v:fill on="f" focussize="0,0"/>
             <v:stroke on="f"/>
-            <v:imagedata r:id="rId259" o:title=""/>
+            <v:imagedata r:id="rId260" o:title=""/>
             <o:lock v:ext="edit" aspectratio="t"/>
             <w10:wrap type="none"/>
             <w10:anchorlock/>
           </v:shape>
-          <o:OLEObject Type="Embed" ProgID="DSEquations" ShapeID="_x0000_i1153" DrawAspect="Content" ObjectID="_1468075853" r:id="rId258">
+          <o:OLEObject Type="Embed" ProgID="DSEquations" ShapeID="_x0000_i1153" DrawAspect="Content" ObjectID="_1468075853" r:id="rId259">
             <o:LockedField>false</o:LockedField>
           </o:OLEObject>
         </w:object>
@@ -16920,12 +16941,12 @@
             <v:path/>
             <v:fill on="f" focussize="0,0"/>
             <v:stroke on="f"/>
-            <v:imagedata r:id="rId261" o:title=""/>
+            <v:imagedata r:id="rId262" o:title=""/>
             <o:lock v:ext="edit" aspectratio="t"/>
             <w10:wrap type="none"/>
             <w10:anchorlock/>
           </v:shape>
-          <o:OLEObject Type="Embed" ProgID="DSEquations" ShapeID="_x0000_i1154" DrawAspect="Content" ObjectID="_1468075854" r:id="rId260">
+          <o:OLEObject Type="Embed" ProgID="DSEquations" ShapeID="_x0000_i1154" DrawAspect="Content" ObjectID="_1468075854" r:id="rId261">
             <o:LockedField>false</o:LockedField>
           </o:OLEObject>
         </w:object>
@@ -16952,12 +16973,12 @@
             <v:path/>
             <v:fill on="f" focussize="0,0"/>
             <v:stroke on="f"/>
-            <v:imagedata r:id="rId263" o:title=""/>
+            <v:imagedata r:id="rId264" o:title=""/>
             <o:lock v:ext="edit" aspectratio="t"/>
             <w10:wrap type="none"/>
             <w10:anchorlock/>
           </v:shape>
-          <o:OLEObject Type="Embed" ProgID="DSEquations" ShapeID="_x0000_i1155" DrawAspect="Content" ObjectID="_1468075855" r:id="rId262">
+          <o:OLEObject Type="Embed" ProgID="DSEquations" ShapeID="_x0000_i1155" DrawAspect="Content" ObjectID="_1468075855" r:id="rId263">
             <o:LockedField>false</o:LockedField>
           </o:OLEObject>
         </w:object>
@@ -16999,12 +17020,12 @@
             <v:path/>
             <v:fill on="f" focussize="0,0"/>
             <v:stroke on="f"/>
-            <v:imagedata r:id="rId265" o:title=""/>
+            <v:imagedata r:id="rId266" o:title=""/>
             <o:lock v:ext="edit" aspectratio="t"/>
             <w10:wrap type="none"/>
             <w10:anchorlock/>
           </v:shape>
-          <o:OLEObject Type="Embed" ProgID="DSEquations" ShapeID="_x0000_i1156" DrawAspect="Content" ObjectID="_1468075856" r:id="rId264">
+          <o:OLEObject Type="Embed" ProgID="DSEquations" ShapeID="_x0000_i1156" DrawAspect="Content" ObjectID="_1468075856" r:id="rId265">
             <o:LockedField>false</o:LockedField>
           </o:OLEObject>
         </w:object>
@@ -17190,12 +17211,12 @@
             <v:path/>
             <v:fill on="f" focussize="0,0"/>
             <v:stroke on="f"/>
-            <v:imagedata r:id="rId267" o:title=""/>
+            <v:imagedata r:id="rId268" o:title=""/>
             <o:lock v:ext="edit" aspectratio="t"/>
             <w10:wrap type="none"/>
             <w10:anchorlock/>
           </v:shape>
-          <o:OLEObject Type="Embed" ProgID="DSEquations" ShapeID="_x0000_i1157" DrawAspect="Content" ObjectID="_1468075857" r:id="rId266">
+          <o:OLEObject Type="Embed" ProgID="DSEquations" ShapeID="_x0000_i1157" DrawAspect="Content" ObjectID="_1468075857" r:id="rId267">
             <o:LockedField>false</o:LockedField>
           </o:OLEObject>
         </w:object>
@@ -17406,12 +17427,12 @@
             <v:path/>
             <v:fill on="f" focussize="0,0"/>
             <v:stroke on="f"/>
-            <v:imagedata r:id="rId269" o:title=""/>
+            <v:imagedata r:id="rId270" o:title=""/>
             <o:lock v:ext="edit" aspectratio="t"/>
             <w10:wrap type="none"/>
             <w10:anchorlock/>
           </v:shape>
-          <o:OLEObject Type="Embed" ProgID="DSEquations" ShapeID="_x0000_i1158" DrawAspect="Content" ObjectID="_1468075858" r:id="rId268">
+          <o:OLEObject Type="Embed" ProgID="DSEquations" ShapeID="_x0000_i1158" DrawAspect="Content" ObjectID="_1468075858" r:id="rId269">
             <o:LockedField>false</o:LockedField>
           </o:OLEObject>
         </w:object>
@@ -17597,12 +17618,12 @@
             <v:path/>
             <v:fill on="f" focussize="0,0"/>
             <v:stroke on="f"/>
-            <v:imagedata r:id="rId271" o:title=""/>
+            <v:imagedata r:id="rId272" o:title=""/>
             <o:lock v:ext="edit" aspectratio="t"/>
             <w10:wrap type="none"/>
             <w10:anchorlock/>
           </v:shape>
-          <o:OLEObject Type="Embed" ProgID="DSEquations" ShapeID="_x0000_i1159" DrawAspect="Content" ObjectID="_1468075859" r:id="rId270">
+          <o:OLEObject Type="Embed" ProgID="DSEquations" ShapeID="_x0000_i1159" DrawAspect="Content" ObjectID="_1468075859" r:id="rId271">
             <o:LockedField>false</o:LockedField>
           </o:OLEObject>
         </w:object>
@@ -17788,12 +17809,12 @@
             <v:path/>
             <v:fill on="f" focussize="0,0"/>
             <v:stroke on="f"/>
-            <v:imagedata r:id="rId273" o:title=""/>
+            <v:imagedata r:id="rId274" o:title=""/>
             <o:lock v:ext="edit" aspectratio="t"/>
             <w10:wrap type="none"/>
             <w10:anchorlock/>
           </v:shape>
-          <o:OLEObject Type="Embed" ProgID="DSEquations" ShapeID="_x0000_i1160" DrawAspect="Content" ObjectID="_1468075860" r:id="rId272">
+          <o:OLEObject Type="Embed" ProgID="DSEquations" ShapeID="_x0000_i1160" DrawAspect="Content" ObjectID="_1468075860" r:id="rId273">
             <o:LockedField>false</o:LockedField>
           </o:OLEObject>
         </w:object>
@@ -17979,12 +18000,12 @@
             <v:path/>
             <v:fill on="f" focussize="0,0"/>
             <v:stroke on="f"/>
-            <v:imagedata r:id="rId275" o:title=""/>
+            <v:imagedata r:id="rId276" o:title=""/>
             <o:lock v:ext="edit" aspectratio="t"/>
             <w10:wrap type="none"/>
             <w10:anchorlock/>
           </v:shape>
-          <o:OLEObject Type="Embed" ProgID="DSEquations" ShapeID="_x0000_i1161" DrawAspect="Content" ObjectID="_1468075861" r:id="rId274">
+          <o:OLEObject Type="Embed" ProgID="DSEquations" ShapeID="_x0000_i1161" DrawAspect="Content" ObjectID="_1468075861" r:id="rId275">
             <o:LockedField>false</o:LockedField>
           </o:OLEObject>
         </w:object>
@@ -18195,12 +18216,12 @@
             <v:path/>
             <v:fill on="f" focussize="0,0"/>
             <v:stroke on="f"/>
-            <v:imagedata r:id="rId277" o:title=""/>
+            <v:imagedata r:id="rId278" o:title=""/>
             <o:lock v:ext="edit" aspectratio="t"/>
             <w10:wrap type="none"/>
             <w10:anchorlock/>
           </v:shape>
-          <o:OLEObject Type="Embed" ProgID="DSEquations" ShapeID="_x0000_i1162" DrawAspect="Content" ObjectID="_1468075862" r:id="rId276">
+          <o:OLEObject Type="Embed" ProgID="DSEquations" ShapeID="_x0000_i1162" DrawAspect="Content" ObjectID="_1468075862" r:id="rId277">
             <o:LockedField>false</o:LockedField>
           </o:OLEObject>
         </w:object>
@@ -18386,12 +18407,12 @@
             <v:path/>
             <v:fill on="f" focussize="0,0"/>
             <v:stroke on="f"/>
-            <v:imagedata r:id="rId279" o:title=""/>
+            <v:imagedata r:id="rId280" o:title=""/>
             <o:lock v:ext="edit" aspectratio="t"/>
             <w10:wrap type="none"/>
             <w10:anchorlock/>
           </v:shape>
-          <o:OLEObject Type="Embed" ProgID="DSEquations" ShapeID="_x0000_i1163" DrawAspect="Content" ObjectID="_1468075863" r:id="rId278">
+          <o:OLEObject Type="Embed" ProgID="DSEquations" ShapeID="_x0000_i1163" DrawAspect="Content" ObjectID="_1468075863" r:id="rId279">
             <o:LockedField>false</o:LockedField>
           </o:OLEObject>
         </w:object>
@@ -18600,12 +18621,12 @@
             <v:path/>
             <v:fill on="f" focussize="0,0"/>
             <v:stroke on="f"/>
-            <v:imagedata r:id="rId281" o:title=""/>
+            <v:imagedata r:id="rId282" o:title=""/>
             <o:lock v:ext="edit" aspectratio="t"/>
             <w10:wrap type="none"/>
             <w10:anchorlock/>
           </v:shape>
-          <o:OLEObject Type="Embed" ProgID="DSEquations" ShapeID="_x0000_i1164" DrawAspect="Content" ObjectID="_1468075864" r:id="rId280">
+          <o:OLEObject Type="Embed" ProgID="DSEquations" ShapeID="_x0000_i1164" DrawAspect="Content" ObjectID="_1468075864" r:id="rId281">
             <o:LockedField>false</o:LockedField>
           </o:OLEObject>
         </w:object>
@@ -18791,12 +18812,12 @@
             <v:path/>
             <v:fill on="f" focussize="0,0"/>
             <v:stroke on="f"/>
-            <v:imagedata r:id="rId283" o:title=""/>
+            <v:imagedata r:id="rId284" o:title=""/>
             <o:lock v:ext="edit" aspectratio="t"/>
             <w10:wrap type="none"/>
             <w10:anchorlock/>
           </v:shape>
-          <o:OLEObject Type="Embed" ProgID="DSEquations" ShapeID="_x0000_i1165" DrawAspect="Content" ObjectID="_1468075865" r:id="rId282">
+          <o:OLEObject Type="Embed" ProgID="DSEquations" ShapeID="_x0000_i1165" DrawAspect="Content" ObjectID="_1468075865" r:id="rId283">
             <o:LockedField>false</o:LockedField>
           </o:OLEObject>
         </w:object>
@@ -18982,12 +19003,12 @@
             <v:path/>
             <v:fill on="f" focussize="0,0"/>
             <v:stroke on="f"/>
-            <v:imagedata r:id="rId285" o:title=""/>
+            <v:imagedata r:id="rId286" o:title=""/>
             <o:lock v:ext="edit" aspectratio="t"/>
             <w10:wrap type="none"/>
             <w10:anchorlock/>
           </v:shape>
-          <o:OLEObject Type="Embed" ProgID="DSEquations" ShapeID="_x0000_i1166" DrawAspect="Content" ObjectID="_1468075866" r:id="rId284">
+          <o:OLEObject Type="Embed" ProgID="DSEquations" ShapeID="_x0000_i1166" DrawAspect="Content" ObjectID="_1468075866" r:id="rId285">
             <o:LockedField>false</o:LockedField>
           </o:OLEObject>
         </w:object>
@@ -19173,12 +19194,12 @@
             <v:path/>
             <v:fill on="f" focussize="0,0"/>
             <v:stroke on="f"/>
-            <v:imagedata r:id="rId287" o:title=""/>
+            <v:imagedata r:id="rId288" o:title=""/>
             <o:lock v:ext="edit" aspectratio="t"/>
             <w10:wrap type="none"/>
             <w10:anchorlock/>
           </v:shape>
-          <o:OLEObject Type="Embed" ProgID="DSEquations" ShapeID="_x0000_i1167" DrawAspect="Content" ObjectID="_1468075867" r:id="rId286">
+          <o:OLEObject Type="Embed" ProgID="DSEquations" ShapeID="_x0000_i1167" DrawAspect="Content" ObjectID="_1468075867" r:id="rId287">
             <o:LockedField>false</o:LockedField>
           </o:OLEObject>
         </w:object>
@@ -19364,12 +19385,12 @@
             <v:path/>
             <v:fill on="f" focussize="0,0"/>
             <v:stroke on="f"/>
-            <v:imagedata r:id="rId289" o:title=""/>
+            <v:imagedata r:id="rId290" o:title=""/>
             <o:lock v:ext="edit" aspectratio="t"/>
             <w10:wrap type="none"/>
             <w10:anchorlock/>
           </v:shape>
-          <o:OLEObject Type="Embed" ProgID="DSEquations" ShapeID="_x0000_i1168" DrawAspect="Content" ObjectID="_1468075868" r:id="rId288">
+          <o:OLEObject Type="Embed" ProgID="DSEquations" ShapeID="_x0000_i1168" DrawAspect="Content" ObjectID="_1468075868" r:id="rId289">
             <o:LockedField>false</o:LockedField>
           </o:OLEObject>
         </w:object>
@@ -19555,12 +19576,12 @@
             <v:path/>
             <v:fill on="f" focussize="0,0"/>
             <v:stroke on="f"/>
-            <v:imagedata r:id="rId291" o:title=""/>
+            <v:imagedata r:id="rId292" o:title=""/>
             <o:lock v:ext="edit" aspectratio="t"/>
             <w10:wrap type="none"/>
             <w10:anchorlock/>
           </v:shape>
-          <o:OLEObject Type="Embed" ProgID="DSEquations" ShapeID="_x0000_i1169" DrawAspect="Content" ObjectID="_1468075869" r:id="rId290">
+          <o:OLEObject Type="Embed" ProgID="DSEquations" ShapeID="_x0000_i1169" DrawAspect="Content" ObjectID="_1468075869" r:id="rId291">
             <o:LockedField>false</o:LockedField>
           </o:OLEObject>
         </w:object>
@@ -19746,12 +19767,12 @@
             <v:path/>
             <v:fill on="f" focussize="0,0"/>
             <v:stroke on="f"/>
-            <v:imagedata r:id="rId293" o:title=""/>
+            <v:imagedata r:id="rId294" o:title=""/>
             <o:lock v:ext="edit" aspectratio="t"/>
             <w10:wrap type="none"/>
             <w10:anchorlock/>
           </v:shape>
-          <o:OLEObject Type="Embed" ProgID="DSEquations" ShapeID="_x0000_i1170" DrawAspect="Content" ObjectID="_1468075870" r:id="rId292">
+          <o:OLEObject Type="Embed" ProgID="DSEquations" ShapeID="_x0000_i1170" DrawAspect="Content" ObjectID="_1468075870" r:id="rId293">
             <o:LockedField>false</o:LockedField>
           </o:OLEObject>
         </w:object>
@@ -19937,12 +19958,12 @@
             <v:path/>
             <v:fill on="f" focussize="0,0"/>
             <v:stroke on="f"/>
-            <v:imagedata r:id="rId295" o:title=""/>
+            <v:imagedata r:id="rId296" o:title=""/>
             <o:lock v:ext="edit" aspectratio="t"/>
             <w10:wrap type="none"/>
             <w10:anchorlock/>
           </v:shape>
-          <o:OLEObject Type="Embed" ProgID="DSEquations" ShapeID="_x0000_i1171" DrawAspect="Content" ObjectID="_1468075871" r:id="rId294">
+          <o:OLEObject Type="Embed" ProgID="DSEquations" ShapeID="_x0000_i1171" DrawAspect="Content" ObjectID="_1468075871" r:id="rId295">
             <o:LockedField>false</o:LockedField>
           </o:OLEObject>
         </w:object>
@@ -20128,12 +20149,12 @@
             <v:path/>
             <v:fill on="f" focussize="0,0"/>
             <v:stroke on="f"/>
-            <v:imagedata r:id="rId297" o:title=""/>
+            <v:imagedata r:id="rId298" o:title=""/>
             <o:lock v:ext="edit" aspectratio="t"/>
             <w10:wrap type="none"/>
             <w10:anchorlock/>
           </v:shape>
-          <o:OLEObject Type="Embed" ProgID="DSEquations" ShapeID="_x0000_i1172" DrawAspect="Content" ObjectID="_1468075872" r:id="rId296">
+          <o:OLEObject Type="Embed" ProgID="DSEquations" ShapeID="_x0000_i1172" DrawAspect="Content" ObjectID="_1468075872" r:id="rId297">
             <o:LockedField>false</o:LockedField>
           </o:OLEObject>
         </w:object>
@@ -20319,12 +20340,12 @@
             <v:path/>
             <v:fill on="f" focussize="0,0"/>
             <v:stroke on="f"/>
-            <v:imagedata r:id="rId299" o:title=""/>
+            <v:imagedata r:id="rId300" o:title=""/>
             <o:lock v:ext="edit" aspectratio="t"/>
             <w10:wrap type="none"/>
             <w10:anchorlock/>
           </v:shape>
-          <o:OLEObject Type="Embed" ProgID="DSEquations" ShapeID="_x0000_i1173" DrawAspect="Content" ObjectID="_1468075873" r:id="rId298">
+          <o:OLEObject Type="Embed" ProgID="DSEquations" ShapeID="_x0000_i1173" DrawAspect="Content" ObjectID="_1468075873" r:id="rId299">
             <o:LockedField>false</o:LockedField>
           </o:OLEObject>
         </w:object>
@@ -20510,12 +20531,12 @@
             <v:path/>
             <v:fill on="f" focussize="0,0"/>
             <v:stroke on="f"/>
-            <v:imagedata r:id="rId301" o:title=""/>
+            <v:imagedata r:id="rId302" o:title=""/>
             <o:lock v:ext="edit" aspectratio="t"/>
             <w10:wrap type="none"/>
             <w10:anchorlock/>
           </v:shape>
-          <o:OLEObject Type="Embed" ProgID="DSEquations" ShapeID="_x0000_i1174" DrawAspect="Content" ObjectID="_1468075874" r:id="rId300">
+          <o:OLEObject Type="Embed" ProgID="DSEquations" ShapeID="_x0000_i1174" DrawAspect="Content" ObjectID="_1468075874" r:id="rId301">
             <o:LockedField>false</o:LockedField>
           </o:OLEObject>
         </w:object>
@@ -20701,12 +20722,12 @@
             <v:path/>
             <v:fill on="f" focussize="0,0"/>
             <v:stroke on="f"/>
-            <v:imagedata r:id="rId303" o:title=""/>
+            <v:imagedata r:id="rId304" o:title=""/>
             <o:lock v:ext="edit" aspectratio="t"/>
             <w10:wrap type="none"/>
             <w10:anchorlock/>
           </v:shape>
-          <o:OLEObject Type="Embed" ProgID="DSEquations" ShapeID="_x0000_i1175" DrawAspect="Content" ObjectID="_1468075875" r:id="rId302">
+          <o:OLEObject Type="Embed" ProgID="DSEquations" ShapeID="_x0000_i1175" DrawAspect="Content" ObjectID="_1468075875" r:id="rId303">
             <o:LockedField>false</o:LockedField>
           </o:OLEObject>
         </w:object>

--- a/gtn模型.docx
+++ b/gtn模型.docx
@@ -11010,7 +11010,7 @@
           <wp:inline distT="0" distB="0" distL="114300" distR="114300">
             <wp:extent cx="5039995" cy="3780155"/>
             <wp:effectExtent l="0" t="0" r="4445" b="14605"/>
-            <wp:docPr id="2" name="图片 2" descr="untitled"/>
+            <wp:docPr id="5" name="图片 5" descr="1"/>
             <wp:cNvGraphicFramePr>
               <a:graphicFrameLocks xmlns:a="http://schemas.openxmlformats.org/drawingml/2006/main" noChangeAspect="1"/>
             </wp:cNvGraphicFramePr>
@@ -11018,7 +11018,7 @@
               <a:graphicData uri="http://schemas.openxmlformats.org/drawingml/2006/picture">
                 <pic:pic xmlns:pic="http://schemas.openxmlformats.org/drawingml/2006/picture">
                   <pic:nvPicPr>
-                    <pic:cNvPr id="2" name="图片 2" descr="untitled"/>
+                    <pic:cNvPr id="5" name="图片 5" descr="1"/>
                     <pic:cNvPicPr>
                       <a:picLocks noChangeAspect="1"/>
                     </pic:cNvPicPr>
@@ -11060,7 +11060,6 @@
           <w:lang w:val="en-US" w:eastAsia="zh-CN"/>
         </w:rPr>
       </w:pPr>
-      <w:bookmarkStart w:id="0" w:name="_GoBack"/>
       <w:r>
         <w:rPr>
           <w:rFonts w:hint="eastAsia" w:ascii="宋体" w:hAnsi="宋体" w:eastAsia="宋体" w:cs="宋体"/>
@@ -11068,10 +11067,9 @@
           <w:szCs w:val="21"/>
           <w:lang w:val="en-US" w:eastAsia="zh-CN"/>
         </w:rPr>
-        <w:t>图1. 载荷-时间曲线</w:t>
+        <w:t>图1. 载荷-位移曲线</w:t>
       </w:r>
     </w:p>
-    <w:bookmarkEnd w:id="0"/>
     <w:p>
       <w:pPr>
         <w:pStyle w:val="2"/>
@@ -11088,6 +11086,8 @@
         </w:rPr>
         <w:t>附录一</w:t>
       </w:r>
+      <w:bookmarkStart w:id="0" w:name="_GoBack"/>
+      <w:bookmarkEnd w:id="0"/>
     </w:p>
     <w:p>
       <w:pPr>
